--- a/india_monitor_data/rag/documents/Strike_Intelligence/Rail_Freight_Playbook.docx
+++ b/india_monitor_data/rag/documents/Strike_Intelligence/Rail_Freight_Playbook.docx
@@ -13,7 +13,7 @@
     </w:p>
     <w:p>
       <w:r>
-        <w:t>Report Generated: 2026-09-08 14:22:28</w:t>
+        <w:t>Report Generated: 2026-09-09 16:49:43</w:t>
       </w:r>
     </w:p>
     <w:p>
@@ -23,7 +23,7 @@
     </w:p>
     <w:p>
       <w:r>
-        <w:t>Total Disruption Incidents Monitored: 40</w:t>
+        <w:t>Total Disruption Incidents Monitored: 49</w:t>
       </w:r>
     </w:p>
     <w:p>
@@ -52,7 +52,7 @@
         <w:rPr>
           <w:b/>
         </w:rPr>
-        <w:t>Incident #1: CN Rail derailment update details recovery work and repairs - Railway Supply</w:t>
+        <w:t>Incident #1: Tanzania derailment raises questions over freight rollout and safety standards - WorldCargo News</w:t>
         <w:br/>
       </w:r>
       <w:r>
@@ -69,7 +69,24 @@
         <w:rPr>
           <w:b/>
         </w:rPr>
-        <w:t>Incident #2: Federal report says broken rail caused train derailment east of Sparks in March - KTVN</w:t>
+        <w:t>Incident #2: CIIT Investigates Another Line Z Rail Incident - Mexico Business News</w:t>
+        <w:br/>
+      </w:r>
+      <w:r>
+        <w:t>• Location / Hub: Mexico (Mexico) | Severity: LOW</w:t>
+        <w:br/>
+      </w:r>
+      <w:r>
+        <w:t>• Published: None | Source: Unknown</w:t>
+        <w:br/>
+      </w:r>
+    </w:p>
+    <w:p>
+      <w:r>
+        <w:rPr>
+          <w:b/>
+        </w:rPr>
+        <w:t>Incident #3: Strike ends as BLET, NJ Transit reach tentative agreement - Brotherhood of Locomotive Engineers and Trainmen</w:t>
         <w:br/>
       </w:r>
       <w:r>
@@ -86,7 +103,7 @@
         <w:rPr>
           <w:b/>
         </w:rPr>
-        <w:t>Incident #3: No injuries in Henderson train derailment - Mankato Free Press</w:t>
+        <w:t>Incident #4: Long Island Rail Road workers go on strike after MTA, unions fail to reach new contract - cbsnews.com</w:t>
         <w:br/>
       </w:r>
       <w:r>
@@ -103,11 +120,11 @@
         <w:rPr>
           <w:b/>
         </w:rPr>
-        <w:t>Incident #4: Freight train derailment in France halts Cherbourg–Carentan line for several weeks - RAILMARKET.com</w:t>
+        <w:t>Incident #5: Floods in Italy: what is the impact on rail freight? - RailFreight.com</w:t>
         <w:br/>
       </w:r>
       <w:r>
-        <w:t>• Location / Hub: France (France) | Severity: MEDIUM</w:t>
+        <w:t>• Location / Hub: Italy (Italy) | Severity: MEDIUM</w:t>
         <w:br/>
       </w:r>
       <w:r>
@@ -120,7 +137,24 @@
         <w:rPr>
           <w:b/>
         </w:rPr>
-        <w:t>Incident #5: SC Ports gives private update on public rail yard project - scdailygazette.com</w:t>
+        <w:t>Incident #6: Ukrainian intelligence derails Trans-Siberian Railway 6,600 km from Ukraine, hits North Korean weapons route (VIDEO) - Euromaidan Press</w:t>
+        <w:br/>
+      </w:r>
+      <w:r>
+        <w:t>• Location / Hub: South Korea (South Korea) | Severity: LOW</w:t>
+        <w:br/>
+      </w:r>
+      <w:r>
+        <w:t>• Published: None | Source: Unknown</w:t>
+        <w:br/>
+      </w:r>
+    </w:p>
+    <w:p>
+      <w:r>
+        <w:rPr>
+          <w:b/>
+        </w:rPr>
+        <w:t>Incident #7: Ag restrictions lifted on temporary BNSF railroad embargo - Brownfield Ag News</w:t>
         <w:br/>
       </w:r>
       <w:r>
@@ -137,45 +171,11 @@
         <w:rPr>
           <w:b/>
         </w:rPr>
-        <w:t>Incident #6: Train engineers union reaches first sick-time deal with Atlanta-based Norfolk Southern - WABE</w:t>
-        <w:br/>
-      </w:r>
-      <w:r>
-        <w:t>• Location / Hub: Global (Global) | Severity: LOW</w:t>
-        <w:br/>
-      </w:r>
-      <w:r>
-        <w:t>• Published: None | Source: Unknown</w:t>
-        <w:br/>
-      </w:r>
-    </w:p>
-    <w:p>
-      <w:r>
-        <w:rPr>
-          <w:b/>
-        </w:rPr>
-        <w:t>Incident #7: NYC-area transit workers push for strike action on Long Island Railroad - World Socialist Web Site</w:t>
+        <w:t>Incident #8: No injuries in Henderson train derailment - mankatofreepress.com</w:t>
         <w:br/>
       </w:r>
       <w:r>
         <w:t>• Location / Hub: Global (Global) | Severity: MEDIUM</w:t>
-        <w:br/>
-      </w:r>
-      <w:r>
-        <w:t>• Published: None | Source: Unknown</w:t>
-        <w:br/>
-      </w:r>
-    </w:p>
-    <w:p>
-      <w:r>
-        <w:rPr>
-          <w:b/>
-        </w:rPr>
-        <w:t>Incident #8: NJ Transit strike 2025 update: Engineers walkout after contract negotiations fail, all rail service suspended - ABC7 New York</w:t>
-        <w:br/>
-      </w:r>
-      <w:r>
-        <w:t>• Location / Hub: Port of New York (United States) | Severity: MEDIUM</w:t>
         <w:br/>
       </w:r>
       <w:r>
